--- a/opisy_archetypow/opisy_Odkrywca.docx
+++ b/opisy_archetypow/opisy_Odkrywca.docx
@@ -792,37 +792,8 @@
     </w:p>
     <w:p>
       <w:r>
-        <w:t xml:space="preserve">Olof Palme; </w:t>
-      </w:r>
-      <w:proofErr w:type="spellStart"/>
-      <w:r>
-        <w:t>Shimon</w:t>
-      </w:r>
-      <w:proofErr w:type="spellEnd"/>
-      <w:r>
-        <w:t xml:space="preserve"> Peres; </w:t>
-      </w:r>
-      <w:proofErr w:type="spellStart"/>
-      <w:r>
-        <w:t>Theodore</w:t>
-      </w:r>
-      <w:proofErr w:type="spellEnd"/>
-      <w:r>
-        <w:t xml:space="preserve"> Roosevelt; Jawaharlal Nehru; </w:t>
-      </w:r>
-      <w:proofErr w:type="spellStart"/>
-      <w:r>
-        <w:t>Elon</w:t>
-      </w:r>
-      <w:proofErr w:type="spellEnd"/>
-      <w:r>
-        <w:t xml:space="preserve"> </w:t>
-      </w:r>
-      <w:proofErr w:type="spellStart"/>
-      <w:r>
-        <w:t>Musk</w:t>
-      </w:r>
-      <w:proofErr w:type="spellEnd"/>
+        <w:t>Olof Palme; Shimon Peres; Theodore Roosevelt; Jawaharlal Nehru; Elon Musk</w:t>
+      </w:r>
     </w:p>
     <w:p/>
     <w:p>
@@ -878,6 +849,36 @@
           <w:lang w:val="es-MX"/>
         </w:rPr>
         <w:t>Indiana Jones</w:t>
+      </w:r>
+      <w:r>
+        <w:rPr>
+          <w:lang w:val="es-MX"/>
+        </w:rPr>
+        <w:t xml:space="preserve">, </w:t>
+      </w:r>
+      <w:r>
+        <w:rPr>
+          <w:lang w:val="es-MX"/>
+        </w:rPr>
+        <w:t>Bilbo Baggins</w:t>
+      </w:r>
+      <w:r>
+        <w:rPr>
+          <w:lang w:val="es-MX"/>
+        </w:rPr>
+        <w:t xml:space="preserve">, </w:t>
+      </w:r>
+      <w:r>
+        <w:rPr>
+          <w:lang w:val="es-MX"/>
+        </w:rPr>
+        <w:t>La</w:t>
+      </w:r>
+      <w:r>
+        <w:rPr>
+          <w:lang w:val="es-MX"/>
+        </w:rPr>
+        <w:t>ra Croft</w:t>
       </w:r>
     </w:p>
     <w:p>
@@ -1759,15 +1760,7 @@
         </w:numPr>
       </w:pPr>
       <w:r>
-        <w:t xml:space="preserve">pusty </w:t>
-      </w:r>
-      <w:proofErr w:type="spellStart"/>
-      <w:r>
-        <w:t>hype</w:t>
-      </w:r>
-      <w:proofErr w:type="spellEnd"/>
-      <w:r>
-        <w:t xml:space="preserve"> bez konkretu („rewolucja” bez planu),</w:t>
+        <w:t>pusty hype bez konkretu („rewolucja” bez planu),</w:t>
       </w:r>
     </w:p>
     <w:p>
@@ -2905,15 +2898,7 @@
     </w:p>
     <w:p>
       <w:r>
-        <w:t>Zestaw 1 (</w:t>
-      </w:r>
-      <w:proofErr w:type="spellStart"/>
-      <w:r>
-        <w:t>outdoor</w:t>
-      </w:r>
-      <w:proofErr w:type="spellEnd"/>
-      <w:r>
-        <w:t xml:space="preserve"> i natura)</w:t>
+        <w:t>Zestaw 1 (outdoor i natura)</w:t>
       </w:r>
     </w:p>
     <w:p>
@@ -3166,7 +3151,6 @@
         </w:rPr>
         <w:t xml:space="preserve"> (np. </w:t>
       </w:r>
-      <w:proofErr w:type="spellStart"/>
       <w:r>
         <w:rPr>
           <w:rFonts w:ascii="Aptos" w:hAnsi="Aptos" w:cs="Poppins"/>
@@ -3175,14 +3159,12 @@
         </w:rPr>
         <w:t>Cabin</w:t>
       </w:r>
-      <w:proofErr w:type="spellEnd"/>
       <w:r>
         <w:rPr>
           <w:rFonts w:ascii="Aptos" w:hAnsi="Aptos" w:cs="Poppins"/>
         </w:rPr>
         <w:t xml:space="preserve">, </w:t>
       </w:r>
-      <w:proofErr w:type="spellStart"/>
       <w:r>
         <w:rPr>
           <w:rFonts w:ascii="Aptos" w:hAnsi="Aptos" w:cs="Poppins"/>
@@ -3191,7 +3173,6 @@
         </w:rPr>
         <w:t>Raleway</w:t>
       </w:r>
-      <w:proofErr w:type="spellEnd"/>
       <w:r>
         <w:rPr>
           <w:rFonts w:ascii="Aptos" w:hAnsi="Aptos" w:cs="Poppins"/>
@@ -4069,13 +4050,8 @@
         </w:numPr>
       </w:pPr>
       <w:r>
-        <w:t xml:space="preserve">nie opieraj komunikacji na samym </w:t>
-      </w:r>
-      <w:proofErr w:type="spellStart"/>
-      <w:r>
-        <w:t>hype</w:t>
-      </w:r>
-      <w:proofErr w:type="spellEnd"/>
+        <w:t>nie opieraj komunikacji na samym hype</w:t>
+      </w:r>
     </w:p>
     <w:p>
       <w:pPr>
@@ -11353,7 +11329,6 @@
   <w:style w:type="character" w:default="1" w:styleId="Domylnaczcionkaakapitu">
     <w:name w:val="Default Paragraph Font"/>
     <w:uiPriority w:val="1"/>
-    <w:semiHidden/>
     <w:unhideWhenUsed/>
   </w:style>
   <w:style w:type="table" w:default="1" w:styleId="Standardowy">
